--- a/Lab8-Interface.docx
+++ b/Lab8-Interface.docx
@@ -31,6 +31,7 @@
         <w:rPr>
           <w:b/>
           <w:bCs/>
+          <w:highlight w:val="yellow"/>
         </w:rPr>
         <w:t>Interface</w:t>
       </w:r>
@@ -317,10 +318,77 @@
     </w:p>
     <w:p>
       <w:pPr>
+        <w:pStyle w:val="BodyText"/>
+      </w:pPr>
+      <w:r>
+        <w:rPr>
+          <w:noProof/>
+        </w:rPr>
+        <w:drawing>
+          <wp:inline distT="0" distB="0" distL="0" distR="0" wp14:anchorId="7D51565B" wp14:editId="3D617956">
+            <wp:extent cx="5943600" cy="3242310"/>
+            <wp:effectExtent l="0" t="0" r="0" b="0"/>
+            <wp:docPr id="1310594898" name="Picture 1" descr="Hình ảnh do AI tạo"/>
+            <wp:cNvGraphicFramePr>
+              <a:graphicFrameLocks xmlns:a="http://schemas.openxmlformats.org/drawingml/2006/main" noChangeAspect="1"/>
+            </wp:cNvGraphicFramePr>
+            <a:graphic xmlns:a="http://schemas.openxmlformats.org/drawingml/2006/main">
+              <a:graphicData uri="http://schemas.openxmlformats.org/drawingml/2006/picture">
+                <pic:pic xmlns:pic="http://schemas.openxmlformats.org/drawingml/2006/picture">
+                  <pic:nvPicPr>
+                    <pic:cNvPr id="0" name="Picture 149" descr="Hình ảnh do AI tạo"/>
+                    <pic:cNvPicPr>
+                      <a:picLocks noChangeAspect="1" noChangeArrowheads="1"/>
+                    </pic:cNvPicPr>
+                  </pic:nvPicPr>
+                  <pic:blipFill>
+                    <a:blip r:embed="rId7">
+                      <a:extLst>
+                        <a:ext uri="{28A0092B-C50C-407E-A947-70E740481C1C}">
+                          <a14:useLocalDpi xmlns:a14="http://schemas.microsoft.com/office/drawing/2010/main" val="0"/>
+                        </a:ext>
+                      </a:extLst>
+                    </a:blip>
+                    <a:srcRect/>
+                    <a:stretch>
+                      <a:fillRect/>
+                    </a:stretch>
+                  </pic:blipFill>
+                  <pic:spPr bwMode="auto">
+                    <a:xfrm>
+                      <a:off x="0" y="0"/>
+                      <a:ext cx="5943600" cy="3242310"/>
+                    </a:xfrm>
+                    <a:prstGeom prst="rect">
+                      <a:avLst/>
+                    </a:prstGeom>
+                    <a:noFill/>
+                    <a:ln>
+                      <a:noFill/>
+                    </a:ln>
+                  </pic:spPr>
+                </pic:pic>
+              </a:graphicData>
+            </a:graphic>
+          </wp:inline>
+        </w:drawing>
+      </w:r>
+    </w:p>
+    <w:p>
+      <w:pPr>
         <w:pStyle w:val="FirstParagraph"/>
       </w:pPr>
       <w:r>
-        <w:t>Suppose we want a list of things that can fly. Without interfaces, we might try to force an inheritance tree:</w:t>
+        <w:t>Suppose we want a list of things that can fly</w:t>
+      </w:r>
+      <w:r>
+        <w:rPr>
+          <w:highlight w:val="yellow"/>
+        </w:rPr>
+        <w:t>. Without interfaces</w:t>
+      </w:r>
+      <w:r>
+        <w:t>, we might try to force an inheritance tree:</w:t>
       </w:r>
     </w:p>
     <w:p>
@@ -637,11 +705,54 @@
       <w:bookmarkStart w:id="5" w:name="the-interface-approach"/>
       <w:bookmarkEnd w:id="4"/>
       <w:r>
+        <w:lastRenderedPageBreak/>
         <w:t>2.2 The interface approach</w:t>
       </w:r>
     </w:p>
     <w:p>
       <w:pPr>
+        <w:pStyle w:val="BodyText"/>
+      </w:pPr>
+      <w:r>
+        <w:drawing>
+          <wp:inline distT="0" distB="0" distL="0" distR="0" wp14:anchorId="26823563" wp14:editId="6C46EF74">
+            <wp:extent cx="5106113" cy="2486372"/>
+            <wp:effectExtent l="0" t="0" r="0" b="9525"/>
+            <wp:docPr id="1043778816" name="Picture 1"/>
+            <wp:cNvGraphicFramePr>
+              <a:graphicFrameLocks xmlns:a="http://schemas.openxmlformats.org/drawingml/2006/main" noChangeAspect="1"/>
+            </wp:cNvGraphicFramePr>
+            <a:graphic xmlns:a="http://schemas.openxmlformats.org/drawingml/2006/main">
+              <a:graphicData uri="http://schemas.openxmlformats.org/drawingml/2006/picture">
+                <pic:pic xmlns:pic="http://schemas.openxmlformats.org/drawingml/2006/picture">
+                  <pic:nvPicPr>
+                    <pic:cNvPr id="1043778816" name=""/>
+                    <pic:cNvPicPr/>
+                  </pic:nvPicPr>
+                  <pic:blipFill>
+                    <a:blip r:embed="rId8"/>
+                    <a:stretch>
+                      <a:fillRect/>
+                    </a:stretch>
+                  </pic:blipFill>
+                  <pic:spPr>
+                    <a:xfrm>
+                      <a:off x="0" y="0"/>
+                      <a:ext cx="5106113" cy="2486372"/>
+                    </a:xfrm>
+                    <a:prstGeom prst="rect">
+                      <a:avLst/>
+                    </a:prstGeom>
+                  </pic:spPr>
+                </pic:pic>
+              </a:graphicData>
+            </a:graphic>
+          </wp:inline>
+        </w:drawing>
+      </w:r>
+    </w:p>
+    <w:p>
+      <w:pPr>
         <w:pStyle w:val="FirstParagraph"/>
       </w:pPr>
       <w:r>
@@ -676,6 +787,7 @@
       <w:r>
         <w:rPr>
           <w:rStyle w:val="KeywordTok"/>
+          <w:highlight w:val="yellow"/>
         </w:rPr>
         <w:t>interface</w:t>
       </w:r>
@@ -773,7 +885,14 @@
         <w:rPr>
           <w:rStyle w:val="NormalTok"/>
         </w:rPr>
-        <w:t xml:space="preserve"> Animal</w:t>
+        <w:t xml:space="preserve"> </w:t>
+      </w:r>
+      <w:r>
+        <w:rPr>
+          <w:rStyle w:val="NormalTok"/>
+          <w:highlight w:val="cyan"/>
+        </w:rPr>
+        <w:t>Animal</w:t>
       </w:r>
       <w:r>
         <w:rPr>
@@ -785,7 +904,20 @@
         <w:rPr>
           <w:rStyle w:val="NormalTok"/>
         </w:rPr>
-        <w:t xml:space="preserve"> IFlyable </w:t>
+        <w:t xml:space="preserve"> </w:t>
+      </w:r>
+      <w:r>
+        <w:rPr>
+          <w:rStyle w:val="NormalTok"/>
+          <w:highlight w:val="green"/>
+        </w:rPr>
+        <w:t>IFlyable</w:t>
+      </w:r>
+      <w:r>
+        <w:rPr>
+          <w:rStyle w:val="NormalTok"/>
+        </w:rPr>
+        <w:t xml:space="preserve"> </w:t>
       </w:r>
       <w:r>
         <w:rPr>
@@ -854,7 +986,14 @@
         <w:rPr>
           <w:rStyle w:val="NormalTok"/>
         </w:rPr>
-        <w:t xml:space="preserve"> Vehicle</w:t>
+        <w:t xml:space="preserve"> </w:t>
+      </w:r>
+      <w:r>
+        <w:rPr>
+          <w:rStyle w:val="NormalTok"/>
+          <w:highlight w:val="cyan"/>
+        </w:rPr>
+        <w:t>Vehicle</w:t>
       </w:r>
       <w:r>
         <w:rPr>
@@ -866,7 +1005,20 @@
         <w:rPr>
           <w:rStyle w:val="NormalTok"/>
         </w:rPr>
-        <w:t xml:space="preserve"> IFlyable </w:t>
+        <w:t xml:space="preserve"> </w:t>
+      </w:r>
+      <w:r>
+        <w:rPr>
+          <w:rStyle w:val="NormalTok"/>
+          <w:highlight w:val="green"/>
+        </w:rPr>
+        <w:t>IFlyable</w:t>
+      </w:r>
+      <w:r>
+        <w:rPr>
+          <w:rStyle w:val="NormalTok"/>
+        </w:rPr>
+        <w:t xml:space="preserve"> </w:t>
       </w:r>
       <w:r>
         <w:rPr>
@@ -1315,7 +1467,7 @@
                     <pic:cNvPicPr/>
                   </pic:nvPicPr>
                   <pic:blipFill>
-                    <a:blip r:embed="rId7"/>
+                    <a:blip r:embed="rId9"/>
                     <a:stretch>
                       <a:fillRect/>
                     </a:stretch>
@@ -4055,7 +4207,7 @@
                     <pic:cNvPicPr/>
                   </pic:nvPicPr>
                   <pic:blipFill>
-                    <a:blip r:embed="rId8"/>
+                    <a:blip r:embed="rId10"/>
                     <a:stretch>
                       <a:fillRect/>
                     </a:stretch>
